--- a/tillsyn/A 48265-2025 tillsynsbegäran.docx
+++ b/tillsyn/A 48265-2025 tillsynsbegäran.docx
@@ -360,7 +360,7 @@
     <w:r>
       <w:tab/>
       <w:tab/>
-      <w:t>2026-09-14</w:t>
+      <w:t>2026-09-15</w:t>
       <w:br/>
       <w:br/>
     </w:r>

--- a/tillsyn/A 48265-2025 tillsynsbegäran.docx
+++ b/tillsyn/A 48265-2025 tillsynsbegäran.docx
@@ -360,7 +360,7 @@
     <w:r>
       <w:tab/>
       <w:tab/>
-      <w:t>2026-09-15</w:t>
+      <w:t>2026-09-16</w:t>
       <w:br/>
       <w:br/>
     </w:r>

--- a/tillsyn/A 48265-2025 tillsynsbegäran.docx
+++ b/tillsyn/A 48265-2025 tillsynsbegäran.docx
@@ -360,7 +360,7 @@
     <w:r>
       <w:tab/>
       <w:tab/>
-      <w:t>2026-09-16</w:t>
+      <w:t>2026-09-17</w:t>
       <w:br/>
       <w:br/>
     </w:r>

--- a/tillsyn/A 48265-2025 tillsynsbegäran.docx
+++ b/tillsyn/A 48265-2025 tillsynsbegäran.docx
@@ -360,7 +360,7 @@
     <w:r>
       <w:tab/>
       <w:tab/>
-      <w:t>2026-09-17</w:t>
+      <w:t>2026-09-18</w:t>
       <w:br/>
       <w:br/>
     </w:r>

--- a/tillsyn/A 48265-2025 tillsynsbegäran.docx
+++ b/tillsyn/A 48265-2025 tillsynsbegäran.docx
@@ -360,7 +360,7 @@
     <w:r>
       <w:tab/>
       <w:tab/>
-      <w:t>2026-09-18</w:t>
+      <w:t>2026-09-19</w:t>
       <w:br/>
       <w:br/>
     </w:r>

--- a/tillsyn/A 48265-2025 tillsynsbegäran.docx
+++ b/tillsyn/A 48265-2025 tillsynsbegäran.docx
@@ -360,7 +360,7 @@
     <w:r>
       <w:tab/>
       <w:tab/>
-      <w:t>2026-09-19</w:t>
+      <w:t>2026-09-21</w:t>
       <w:br/>
       <w:br/>
     </w:r>

--- a/tillsyn/A 48265-2025 tillsynsbegäran.docx
+++ b/tillsyn/A 48265-2025 tillsynsbegäran.docx
@@ -360,7 +360,7 @@
     <w:r>
       <w:tab/>
       <w:tab/>
-      <w:t>2026-09-21</w:t>
+      <w:t>2026-09-23</w:t>
       <w:br/>
       <w:br/>
     </w:r>

--- a/tillsyn/A 48265-2025 tillsynsbegäran.docx
+++ b/tillsyn/A 48265-2025 tillsynsbegäran.docx
@@ -360,7 +360,7 @@
     <w:r>
       <w:tab/>
       <w:tab/>
-      <w:t>2026-09-23</w:t>
+      <w:t>2026-09-24</w:t>
       <w:br/>
       <w:br/>
     </w:r>

--- a/tillsyn/A 48265-2025 tillsynsbegäran.docx
+++ b/tillsyn/A 48265-2025 tillsynsbegäran.docx
@@ -360,7 +360,7 @@
     <w:r>
       <w:tab/>
       <w:tab/>
-      <w:t>2026-09-24</w:t>
+      <w:t>2026-09-25</w:t>
       <w:br/>
       <w:br/>
     </w:r>

--- a/tillsyn/A 48265-2025 tillsynsbegäran.docx
+++ b/tillsyn/A 48265-2025 tillsynsbegäran.docx
@@ -360,7 +360,7 @@
     <w:r>
       <w:tab/>
       <w:tab/>
-      <w:t>2026-09-25</w:t>
+      <w:t>2026-09-26</w:t>
       <w:br/>
       <w:br/>
     </w:r>

--- a/tillsyn/A 48265-2025 tillsynsbegäran.docx
+++ b/tillsyn/A 48265-2025 tillsynsbegäran.docx
@@ -360,7 +360,7 @@
     <w:r>
       <w:tab/>
       <w:tab/>
-      <w:t>2026-09-26</w:t>
+      <w:t>2026-09-27</w:t>
       <w:br/>
       <w:br/>
     </w:r>

--- a/tillsyn/A 48265-2025 tillsynsbegäran.docx
+++ b/tillsyn/A 48265-2025 tillsynsbegäran.docx
@@ -360,7 +360,7 @@
     <w:r>
       <w:tab/>
       <w:tab/>
-      <w:t>2026-09-27</w:t>
+      <w:t>2026-09-28</w:t>
       <w:br/>
       <w:br/>
     </w:r>

--- a/tillsyn/A 48265-2025 tillsynsbegäran.docx
+++ b/tillsyn/A 48265-2025 tillsynsbegäran.docx
@@ -360,7 +360,7 @@
     <w:r>
       <w:tab/>
       <w:tab/>
-      <w:t>2026-09-28</w:t>
+      <w:t>2026-09-29</w:t>
       <w:br/>
       <w:br/>
     </w:r>

--- a/tillsyn/A 48265-2025 tillsynsbegäran.docx
+++ b/tillsyn/A 48265-2025 tillsynsbegäran.docx
@@ -360,7 +360,7 @@
     <w:r>
       <w:tab/>
       <w:tab/>
-      <w:t>2026-09-29</w:t>
+      <w:t>2026-09-30</w:t>
       <w:br/>
       <w:br/>
     </w:r>

--- a/tillsyn/A 48265-2025 tillsynsbegäran.docx
+++ b/tillsyn/A 48265-2025 tillsynsbegäran.docx
@@ -22,7 +22,7 @@
       <w:r>
         <w:drawing>
           <wp:inline xmlns:a="http://schemas.openxmlformats.org/drawingml/2006/main" xmlns:pic="http://schemas.openxmlformats.org/drawingml/2006/picture">
-            <wp:extent cx="5486400" cy="3568988"/>
+            <wp:extent cx="5486400" cy="3687766"/>
             <wp:docPr id="1" name="Picture 1"/>
             <wp:cNvGraphicFramePr>
               <a:graphicFrameLocks noChangeAspect="1"/>
@@ -43,7 +43,7 @@
                   <pic:spPr>
                     <a:xfrm>
                       <a:off x="0" y="0"/>
-                      <a:ext cx="5486400" cy="3568988"/>
+                      <a:ext cx="5486400" cy="3687766"/>
                     </a:xfrm>
                     <a:prstGeom prst="rect"/>
                   </pic:spPr>
@@ -60,12 +60,12 @@
         <w:spacing w:after="240"/>
       </w:pPr>
       <w:r>
-        <w:t>Figur 1. Fyndplatser för naturvårdsarter inom 20 meter från avverkningsanmälan. Markörer utan svart kant är placerade på fyndplatsen. Markörer med svart kant är placerade vid sidan av fyndplatsen och har ett svart streck som visar fyndplatsens exakta position. Kartans mittpunktskoordinat är N 6386745, E 334801 i SWEREF 99 TM.</w:t>
+        <w:t>Figur 1. Fyndplatser för naturvårdsarter i och inom 20 meter från avverkningsanmälan. Markörer utan svart kant är placerade på fyndplatsen. Markörer med svart kant är placerade vid sidan av fyndplatsen och har ett svart streck som visar fyndplatsens exakta position. Kartans mittpunktskoordinat är N 6386745, E 334801 i SWEREF 99 TM.</w:t>
       </w:r>
     </w:p>
     <w:p>
       <w:r>
-        <w:t>Inom 20 meter från avverkningsanmälan finns fynd av 1 naturvårdsarter, varav 1 är fridlyst och 1 är typisk (T): tjäder (T, §4). Se Figur 1.</w:t>
+        <w:t>I och inom 20 meter från avverkningsanmälan finns fynd av 2 naturvårdsarter, varav 1 är fridlyst och 2 är typiska (T): timmerticka (T) och tjäder (T, §4). Se Figur 1.</w:t>
       </w:r>
     </w:p>
     <w:p>
@@ -97,6 +97,35 @@
     <w:p>
       <w:r>
         <w:t>Nedan följer beskrivningar av de naturvårdsarter och fridlysta arter som har sina livsmiljöer och växtplatser i den avverkningsanmälda skogen. Se även ytterligare artfakta i BILAGA 1. De påträffade naturvårdsarterna är ett tydligt kvitto på att det rör sig om en skog med höga naturvärden.</w:t>
+      </w:r>
+    </w:p>
+    <w:p>
+      <w:r>
+        <w:rPr>
+          <w:b/>
+        </w:rPr>
+        <w:t>Timmerticka</w:t>
+      </w:r>
+      <w:r>
+        <w:t xml:space="preserve"> är typisk art för </w:t>
+      </w:r>
+      <w:r>
+        <w:rPr>
+          <w:i/>
+        </w:rPr>
+        <w:t>9060 Åsbarrskog</w:t>
+      </w:r>
+      <w:r>
+        <w:t>. Bland annat åtgärdsprogramsarten skrovlig flatbagge (NT) samt timmertickgnagare kan påträffas på eller i nära anslutning till fruktkroppar av timmerticka</w:t>
+      </w:r>
+      <w:r>
+        <w:rPr>
+          <w:i/>
+        </w:rPr>
+        <w:t xml:space="preserve"> </w:t>
+      </w:r>
+      <w:r>
+        <w:t>(SLU Artdatabanken, 2026).</w:t>
       </w:r>
     </w:p>
     <w:p>
@@ -360,7 +389,7 @@
     <w:r>
       <w:tab/>
       <w:tab/>
-      <w:t>2026-09-30</w:t>
+      <w:t>2026-10-01</w:t>
       <w:br/>
       <w:br/>
     </w:r>

--- a/tillsyn/A 48265-2025 tillsynsbegäran.docx
+++ b/tillsyn/A 48265-2025 tillsynsbegäran.docx
@@ -389,7 +389,7 @@
     <w:r>
       <w:tab/>
       <w:tab/>
-      <w:t>2026-10-01</w:t>
+      <w:t>2026-10-02</w:t>
       <w:br/>
       <w:br/>
     </w:r>

--- a/tillsyn/A 48265-2025 tillsynsbegäran.docx
+++ b/tillsyn/A 48265-2025 tillsynsbegäran.docx
@@ -389,7 +389,7 @@
     <w:r>
       <w:tab/>
       <w:tab/>
-      <w:t>2026-10-02</w:t>
+      <w:t>2026-10-03</w:t>
       <w:br/>
       <w:br/>
     </w:r>

--- a/tillsyn/A 48265-2025 tillsynsbegäran.docx
+++ b/tillsyn/A 48265-2025 tillsynsbegäran.docx
@@ -389,7 +389,7 @@
     <w:r>
       <w:tab/>
       <w:tab/>
-      <w:t>2026-10-03</w:t>
+      <w:t>2026-10-04</w:t>
       <w:br/>
       <w:br/>
     </w:r>

--- a/tillsyn/A 48265-2025 tillsynsbegäran.docx
+++ b/tillsyn/A 48265-2025 tillsynsbegäran.docx
@@ -389,7 +389,7 @@
     <w:r>
       <w:tab/>
       <w:tab/>
-      <w:t>2026-10-04</w:t>
+      <w:t>2026-10-05</w:t>
       <w:br/>
       <w:br/>
     </w:r>

--- a/tillsyn/A 48265-2025 tillsynsbegäran.docx
+++ b/tillsyn/A 48265-2025 tillsynsbegäran.docx
@@ -389,7 +389,7 @@
     <w:r>
       <w:tab/>
       <w:tab/>
-      <w:t>2026-10-05</w:t>
+      <w:t>2026-10-06</w:t>
       <w:br/>
       <w:br/>
     </w:r>

--- a/tillsyn/A 48265-2025 tillsynsbegäran.docx
+++ b/tillsyn/A 48265-2025 tillsynsbegäran.docx
@@ -389,7 +389,7 @@
     <w:r>
       <w:tab/>
       <w:tab/>
-      <w:t>2026-10-06</w:t>
+      <w:t>2026-10-07</w:t>
       <w:br/>
       <w:br/>
     </w:r>

--- a/tillsyn/A 48265-2025 tillsynsbegäran.docx
+++ b/tillsyn/A 48265-2025 tillsynsbegäran.docx
@@ -389,7 +389,7 @@
     <w:r>
       <w:tab/>
       <w:tab/>
-      <w:t>2026-10-07</w:t>
+      <w:t>2026-10-08</w:t>
       <w:br/>
       <w:br/>
     </w:r>

--- a/tillsyn/A 48265-2025 tillsynsbegäran.docx
+++ b/tillsyn/A 48265-2025 tillsynsbegäran.docx
@@ -389,7 +389,7 @@
     <w:r>
       <w:tab/>
       <w:tab/>
-      <w:t>2026-10-08</w:t>
+      <w:t>2026-10-09</w:t>
       <w:br/>
       <w:br/>
     </w:r>

--- a/tillsyn/A 48265-2025 tillsynsbegäran.docx
+++ b/tillsyn/A 48265-2025 tillsynsbegäran.docx
@@ -389,7 +389,7 @@
     <w:r>
       <w:tab/>
       <w:tab/>
-      <w:t>2026-10-09</w:t>
+      <w:t>2026-10-10</w:t>
       <w:br/>
       <w:br/>
     </w:r>

--- a/tillsyn/A 48265-2025 tillsynsbegäran.docx
+++ b/tillsyn/A 48265-2025 tillsynsbegäran.docx
@@ -389,7 +389,7 @@
     <w:r>
       <w:tab/>
       <w:tab/>
-      <w:t>2026-10-10</w:t>
+      <w:t>2026-10-11</w:t>
       <w:br/>
       <w:br/>
     </w:r>

--- a/tillsyn/A 48265-2025 tillsynsbegäran.docx
+++ b/tillsyn/A 48265-2025 tillsynsbegäran.docx
@@ -389,7 +389,7 @@
     <w:r>
       <w:tab/>
       <w:tab/>
-      <w:t>2026-10-11</w:t>
+      <w:t>2026-10-12</w:t>
       <w:br/>
       <w:br/>
     </w:r>

--- a/tillsyn/A 48265-2025 tillsynsbegäran.docx
+++ b/tillsyn/A 48265-2025 tillsynsbegäran.docx
@@ -389,7 +389,7 @@
     <w:r>
       <w:tab/>
       <w:tab/>
-      <w:t>2026-10-12</w:t>
+      <w:t>2026-10-13</w:t>
       <w:br/>
       <w:br/>
     </w:r>

--- a/tillsyn/A 48265-2025 tillsynsbegäran.docx
+++ b/tillsyn/A 48265-2025 tillsynsbegäran.docx
@@ -389,7 +389,7 @@
     <w:r>
       <w:tab/>
       <w:tab/>
-      <w:t>2026-10-13</w:t>
+      <w:t>2026-10-14</w:t>
       <w:br/>
       <w:br/>
     </w:r>

--- a/tillsyn/A 48265-2025 tillsynsbegäran.docx
+++ b/tillsyn/A 48265-2025 tillsynsbegäran.docx
@@ -389,7 +389,7 @@
     <w:r>
       <w:tab/>
       <w:tab/>
-      <w:t>2026-10-14</w:t>
+      <w:t>2026-10-15</w:t>
       <w:br/>
       <w:br/>
     </w:r>

--- a/tillsyn/A 48265-2025 tillsynsbegäran.docx
+++ b/tillsyn/A 48265-2025 tillsynsbegäran.docx
@@ -389,7 +389,7 @@
     <w:r>
       <w:tab/>
       <w:tab/>
-      <w:t>2026-10-15</w:t>
+      <w:t>2026-10-16</w:t>
       <w:br/>
       <w:br/>
     </w:r>

--- a/tillsyn/A 48265-2025 tillsynsbegäran.docx
+++ b/tillsyn/A 48265-2025 tillsynsbegäran.docx
@@ -389,7 +389,7 @@
     <w:r>
       <w:tab/>
       <w:tab/>
-      <w:t>2026-10-16</w:t>
+      <w:t>2026-10-17</w:t>
       <w:br/>
       <w:br/>
     </w:r>

--- a/tillsyn/A 48265-2025 tillsynsbegäran.docx
+++ b/tillsyn/A 48265-2025 tillsynsbegäran.docx
@@ -389,7 +389,7 @@
     <w:r>
       <w:tab/>
       <w:tab/>
-      <w:t>2026-10-17</w:t>
+      <w:t>2026-10-18</w:t>
       <w:br/>
       <w:br/>
     </w:r>

--- a/tillsyn/A 48265-2025 tillsynsbegäran.docx
+++ b/tillsyn/A 48265-2025 tillsynsbegäran.docx
@@ -389,7 +389,7 @@
     <w:r>
       <w:tab/>
       <w:tab/>
-      <w:t>2026-10-18</w:t>
+      <w:t>2026-10-19</w:t>
       <w:br/>
       <w:br/>
     </w:r>

--- a/tillsyn/A 48265-2025 tillsynsbegäran.docx
+++ b/tillsyn/A 48265-2025 tillsynsbegäran.docx
@@ -389,7 +389,7 @@
     <w:r>
       <w:tab/>
       <w:tab/>
-      <w:t>2026-10-19</w:t>
+      <w:t>2026-10-20</w:t>
       <w:br/>
       <w:br/>
     </w:r>

--- a/tillsyn/A 48265-2025 tillsynsbegäran.docx
+++ b/tillsyn/A 48265-2025 tillsynsbegäran.docx
@@ -389,7 +389,7 @@
     <w:r>
       <w:tab/>
       <w:tab/>
-      <w:t>2026-10-20</w:t>
+      <w:t>2026-10-21</w:t>
       <w:br/>
       <w:br/>
     </w:r>

--- a/tillsyn/A 48265-2025 tillsynsbegäran.docx
+++ b/tillsyn/A 48265-2025 tillsynsbegäran.docx
@@ -389,7 +389,7 @@
     <w:r>
       <w:tab/>
       <w:tab/>
-      <w:t>2026-10-21</w:t>
+      <w:t>2026-10-22</w:t>
       <w:br/>
       <w:br/>
     </w:r>

--- a/tillsyn/A 48265-2025 tillsynsbegäran.docx
+++ b/tillsyn/A 48265-2025 tillsynsbegäran.docx
@@ -389,7 +389,7 @@
     <w:r>
       <w:tab/>
       <w:tab/>
-      <w:t>2026-10-22</w:t>
+      <w:t>2026-10-23</w:t>
       <w:br/>
       <w:br/>
     </w:r>

--- a/tillsyn/A 48265-2025 tillsynsbegäran.docx
+++ b/tillsyn/A 48265-2025 tillsynsbegäran.docx
@@ -389,7 +389,7 @@
     <w:r>
       <w:tab/>
       <w:tab/>
-      <w:t>2026-10-23</w:t>
+      <w:t>2026-10-24</w:t>
       <w:br/>
       <w:br/>
     </w:r>

--- a/tillsyn/A 48265-2025 tillsynsbegäran.docx
+++ b/tillsyn/A 48265-2025 tillsynsbegäran.docx
@@ -389,7 +389,7 @@
     <w:r>
       <w:tab/>
       <w:tab/>
-      <w:t>2026-10-24</w:t>
+      <w:t>2026-10-25</w:t>
       <w:br/>
       <w:br/>
     </w:r>

--- a/tillsyn/A 48265-2025 tillsynsbegäran.docx
+++ b/tillsyn/A 48265-2025 tillsynsbegäran.docx
@@ -389,7 +389,7 @@
     <w:r>
       <w:tab/>
       <w:tab/>
-      <w:t>2026-10-25</w:t>
+      <w:t>2026-10-26</w:t>
       <w:br/>
       <w:br/>
     </w:r>

--- a/tillsyn/A 48265-2025 tillsynsbegäran.docx
+++ b/tillsyn/A 48265-2025 tillsynsbegäran.docx
@@ -389,7 +389,7 @@
     <w:r>
       <w:tab/>
       <w:tab/>
-      <w:t>2026-10-26</w:t>
+      <w:t>2026-10-27</w:t>
       <w:br/>
       <w:br/>
     </w:r>

--- a/tillsyn/A 48265-2025 tillsynsbegäran.docx
+++ b/tillsyn/A 48265-2025 tillsynsbegäran.docx
@@ -389,7 +389,7 @@
     <w:r>
       <w:tab/>
       <w:tab/>
-      <w:t>2026-10-27</w:t>
+      <w:t>2026-10-28</w:t>
       <w:br/>
       <w:br/>
     </w:r>

--- a/tillsyn/A 48265-2025 tillsynsbegäran.docx
+++ b/tillsyn/A 48265-2025 tillsynsbegäran.docx
@@ -389,7 +389,7 @@
     <w:r>
       <w:tab/>
       <w:tab/>
-      <w:t>2026-10-28</w:t>
+      <w:t>2026-10-29</w:t>
       <w:br/>
       <w:br/>
     </w:r>

--- a/tillsyn/A 48265-2025 tillsynsbegäran.docx
+++ b/tillsyn/A 48265-2025 tillsynsbegäran.docx
@@ -389,7 +389,7 @@
     <w:r>
       <w:tab/>
       <w:tab/>
-      <w:t>2026-10-29</w:t>
+      <w:t>2026-10-31</w:t>
       <w:br/>
       <w:br/>
     </w:r>
